--- a/Manual - Envio do Mini-Projeto no GitHub.docx
+++ b/Manual - Envio do Mini-Projeto no GitHub.docx
@@ -1003,6 +1003,91 @@
         <w:spacing w:after="80"/>
       </w:pPr>
     </w:p>
+    <w:p>
+      <w:pPr>
+        <w:spacing w:after="110" w:line="280"/>
+      </w:pPr>
+      <w:r>
+        <w:rPr>
+          <w:sz w:val="21"/>
+          <w:szCs w:val="21"/>
+        </w:rPr>
+        <w:t xml:space="preserve">Na hora de confirmar, troque a mensagem padrão por uma dessas mensagens curtas:</w:t>
+      </w:r>
+    </w:p>
+    <w:p>
+      <w:pPr>
+        <w:pBdr>
+          <w:top w:val="single" w:color="D0D7DE" w:sz="4"/>
+          <w:bottom w:val="single" w:color="D0D7DE" w:sz="4"/>
+          <w:left w:val="single" w:color="D0D7DE" w:sz="4"/>
+          <w:right w:val="single" w:color="D0D7DE" w:sz="4"/>
+        </w:pBdr>
+        <w:spacing w:after="40" w:before="80"/>
+        <w:jc w:val="center"/>
+      </w:pPr>
+      <w:r>
+        <w:drawing>
+          <wp:inline distT="0" distB="0" distL="0" distR="0">
+            <wp:extent cx="2476500" cy="2600325"/>
+            <wp:effectExtent t="0" r="0" b="0" l="0"/>
+            <wp:docPr id="1" name="" descr="" title=""/>
+            <wp:cNvGraphicFramePr>
+              <a:graphicFrameLocks xmlns:a="http://schemas.openxmlformats.org/drawingml/2006/main" noChangeAspect="1"/>
+            </wp:cNvGraphicFramePr>
+            <a:graphic xmlns:a="http://schemas.openxmlformats.org/drawingml/2006/main">
+              <a:graphicData uri="http://schemas.openxmlformats.org/drawingml/2006/picture">
+                <pic:pic xmlns:pic="http://schemas.openxmlformats.org/drawingml/2006/picture">
+                  <pic:nvPicPr>
+                    <pic:cNvPr id="0" name="" descr=""/>
+                    <pic:cNvPicPr>
+                      <a:picLocks noChangeAspect="1" noChangeArrowheads="1"/>
+                    </pic:cNvPicPr>
+                  </pic:nvPicPr>
+                  <pic:blipFill>
+                    <a:blip r:embed="rId12" cstate="none"/>
+                    <a:srcRect/>
+                    <a:stretch>
+                      <a:fillRect/>
+                    </a:stretch>
+                  </pic:blipFill>
+                  <pic:spPr bwMode="auto">
+                    <a:xfrm>
+                      <a:off x="0" y="0"/>
+                      <a:ext cx="2476500" cy="2600325"/>
+                    </a:xfrm>
+                    <a:prstGeom prst="rect">
+                      <a:avLst/>
+                    </a:prstGeom>
+                  </pic:spPr>
+                </pic:pic>
+              </a:graphicData>
+            </a:graphic>
+          </wp:inline>
+        </w:drawing>
+      </w:r>
+    </w:p>
+    <w:p>
+      <w:pPr>
+        <w:spacing w:after="100"/>
+        <w:jc w:val="center"/>
+      </w:pPr>
+      <w:r>
+        <w:rPr>
+          <w:i/>
+          <w:iCs/>
+          <w:color w:val="5A5A5A"/>
+          <w:sz w:val="18"/>
+          <w:szCs w:val="18"/>
+        </w:rPr>
+        <w:t xml:space="preserve">Escreva a mensagem antes de clicar em Commit changes.</w:t>
+      </w:r>
+    </w:p>
+    <w:p>
+      <w:pPr>
+        <w:spacing w:after="80"/>
+      </w:pPr>
+    </w:p>
     <w:tbl>
       <w:tblPr>
         <w:tblW w:type="pct" w:w="100%"/>
@@ -1095,7 +1180,7 @@
                     </pic:cNvPicPr>
                   </pic:nvPicPr>
                   <pic:blipFill>
-                    <a:blip r:embed="rId12" cstate="none"/>
+                    <a:blip r:embed="rId13" cstate="none"/>
                     <a:srcRect/>
                     <a:stretch>
                       <a:fillRect/>
@@ -1246,7 +1331,7 @@
       <w:r>
         <w:drawing>
           <wp:inline distT="0" distB="0" distL="0" distR="0">
-            <wp:extent cx="3619500" cy="1038225"/>
+            <wp:extent cx="3619500" cy="523875"/>
             <wp:effectExtent t="0" r="0" b="0" l="0"/>
             <wp:docPr id="1" name="" descr="" title=""/>
             <wp:cNvGraphicFramePr>
@@ -1262,7 +1347,7 @@
                     </pic:cNvPicPr>
                   </pic:nvPicPr>
                   <pic:blipFill>
-                    <a:blip r:embed="rId13" cstate="none"/>
+                    <a:blip r:embed="rId14" cstate="none"/>
                     <a:srcRect/>
                     <a:stretch>
                       <a:fillRect/>
@@ -1271,7 +1356,7 @@
                   <pic:spPr bwMode="auto">
                     <a:xfrm>
                       <a:off x="0" y="0"/>
-                      <a:ext cx="3619500" cy="1038225"/>
+                      <a:ext cx="3619500" cy="523875"/>
                     </a:xfrm>
                     <a:prstGeom prst="rect">
                       <a:avLst/>
@@ -1342,7 +1427,7 @@
                     </pic:cNvPicPr>
                   </pic:nvPicPr>
                   <pic:blipFill>
-                    <a:blip r:embed="rId14" cstate="none"/>
+                    <a:blip r:embed="rId15" cstate="none"/>
                     <a:srcRect/>
                     <a:stretch>
                       <a:fillRect/>
